--- a/scorm-example/source/CP4807 - Introduction to microcontrollers 05 04 26.docx
+++ b/scorm-example/source/CP4807 - Introduction to microcontrollers 05 04 26.docx
@@ -815,7 +815,15 @@
     <w:p>
       <w:bookmarkStart w:id="0" w:name="_Hlk212732517"/>
       <w:r>
-        <w:t>Before tackling the worksheets you will need to understand some basic information:</w:t>
+        <w:t xml:space="preserve">Before tackling the </w:t>
+      </w:r>
+      <w:proofErr w:type="gramStart"/>
+      <w:r>
+        <w:t>worksheets</w:t>
+      </w:r>
+      <w:proofErr w:type="gramEnd"/>
+      <w:r>
+        <w:t xml:space="preserve"> you will need to understand some basic information:</w:t>
       </w:r>
     </w:p>
     <w:p>
@@ -1161,7 +1169,19 @@
               <w:right w:val="nil"/>
             </w:tcBorders>
           </w:tcPr>
-          <w:p/>
+          <w:p>
+            <w:pPr>
+              <w:rPr>
+                <w:color w:val="EE0000"/>
+              </w:rPr>
+            </w:pPr>
+            <w:r>
+              <w:rPr>
+                <w:color w:val="EE0000"/>
+              </w:rPr>
+              <w:t>&lt;image&gt;flashing light.jpg&lt;/image&gt;</w:t>
+            </w:r>
+          </w:p>
         </w:tc>
       </w:tr>
       <w:tr>
@@ -3625,7 +3645,15 @@
         <w:pStyle w:val="Bullet"/>
       </w:pPr>
       <w:r>
-        <w:t>Experiment with operators OR, XOR, and NOT and make sure you understand how they are used.</w:t>
+        <w:t xml:space="preserve">Experiment with operators </w:t>
+      </w:r>
+      <w:proofErr w:type="gramStart"/>
+      <w:r>
+        <w:t>OR,</w:t>
+      </w:r>
+      <w:proofErr w:type="gramEnd"/>
+      <w:r>
+        <w:t xml:space="preserve"> XOR, and NOT and make sure you understand how they are used.</w:t>
       </w:r>
     </w:p>
     <w:p>
@@ -4405,13 +4433,29 @@
           <w:p/>
           <w:p>
             <w:r>
-              <w:t>In designing microcontroller systems we use code that is very repetitive and we can simplify the development by using software macros or subroutines. Pre</w:t>
+              <w:t xml:space="preserve">In designing microcontroller </w:t>
+            </w:r>
+            <w:proofErr w:type="gramStart"/>
+            <w:r>
+              <w:t>systems</w:t>
+            </w:r>
+            <w:proofErr w:type="gramEnd"/>
+            <w:r>
+              <w:t xml:space="preserve"> we use code that is very repetitive and we can simplify the development by using software macros or subroutines. Pre</w:t>
             </w:r>
             <w:r>
               <w:t>-</w:t>
             </w:r>
             <w:r>
-              <w:t xml:space="preserve">written libraries of code for hardware modules also save us a lot of time, and help us create more functional systems. </w:t>
+              <w:t xml:space="preserve">written libraries of code for hardware modules also save us a lot of </w:t>
+            </w:r>
+            <w:proofErr w:type="gramStart"/>
+            <w:r>
+              <w:t>time, and</w:t>
+            </w:r>
+            <w:proofErr w:type="gramEnd"/>
+            <w:r>
+              <w:t xml:space="preserve"> help us create more functional systems. </w:t>
             </w:r>
           </w:p>
           <w:p/>
@@ -6347,7 +6391,31 @@
           <w:p/>
           <w:p>
             <w:r>
-              <w:t xml:space="preserve">In some systems there are possible events that are really important – like the kill switch on a factory machine. When switches like this are activated you need your program to stop whatever it is doing – ‘interrupt’ the program - and take action. Interrupts allow us to do this. </w:t>
+              <w:t xml:space="preserve">In some systems there are possible events that are </w:t>
+            </w:r>
+            <w:proofErr w:type="gramStart"/>
+            <w:r>
+              <w:t>really important</w:t>
+            </w:r>
+            <w:proofErr w:type="gramEnd"/>
+            <w:r>
+              <w:t xml:space="preserve"> – like the kill switch on a factory machine. When switches like this are </w:t>
+            </w:r>
+            <w:proofErr w:type="gramStart"/>
+            <w:r>
+              <w:t>activated</w:t>
+            </w:r>
+            <w:proofErr w:type="gramEnd"/>
+            <w:r>
+              <w:t xml:space="preserve"> you need your program to stop whatever it is doing – ‘interrupt’ the program - and </w:t>
+            </w:r>
+            <w:proofErr w:type="gramStart"/>
+            <w:r>
+              <w:t>take action</w:t>
+            </w:r>
+            <w:proofErr w:type="gramEnd"/>
+            <w:r>
+              <w:t xml:space="preserve">. Interrupts allow us to do this. </w:t>
             </w:r>
           </w:p>
           <w:p/>
@@ -8726,7 +8794,15 @@
         </w:numPr>
       </w:pPr>
       <w:r>
-        <w:t>Students then modify each example as detailed in the worksheet. This ensures that they have success, but also ensures that they have understanding.</w:t>
+        <w:t xml:space="preserve">Students then modify each example as detailed in the worksheet. This ensures that they have </w:t>
+      </w:r>
+      <w:proofErr w:type="gramStart"/>
+      <w:r>
+        <w:t>success, but</w:t>
+      </w:r>
+      <w:proofErr w:type="gramEnd"/>
+      <w:r>
+        <w:t xml:space="preserve"> also ensures that they have understanding.</w:t>
       </w:r>
       <w:r>
         <w:t xml:space="preserve"> Our scheme of work includes 3 assessments and a final project.</w:t>
@@ -8744,7 +8820,15 @@
         <w:t>Students do not have to do all worksheets or tasks. That’s up to you to decide.</w:t>
       </w:r>
       <w:r>
-        <w:t xml:space="preserve"> Worksheet 10 and 11 are quite advanced.</w:t>
+        <w:t xml:space="preserve"> </w:t>
+      </w:r>
+      <w:proofErr w:type="gramStart"/>
+      <w:r>
+        <w:t>Worksheet</w:t>
+      </w:r>
+      <w:proofErr w:type="gramEnd"/>
+      <w:r>
+        <w:t xml:space="preserve"> 10 and 11 are quite advanced.</w:t>
       </w:r>
     </w:p>
     <w:p>
@@ -8847,7 +8931,15 @@
     </w:p>
     <w:p>
       <w:r>
-        <w:t>In general t</w:t>
+        <w:t xml:space="preserve">In </w:t>
+      </w:r>
+      <w:proofErr w:type="gramStart"/>
+      <w:r>
+        <w:t>general</w:t>
+      </w:r>
+      <w:proofErr w:type="gramEnd"/>
+      <w:r>
+        <w:t xml:space="preserve"> t</w:t>
       </w:r>
       <w:r>
         <w:t xml:space="preserve">he worksheets make use of prewritten functional examples. Students load the example, understand it and then modify it to make sure that they have learned </w:t>
@@ -10716,7 +10808,15 @@
     </w:p>
     <w:p>
       <w:r>
-        <w:t>Use two switches to control whether the motor turns forwards or backwards. The switches are push to make, so you will need to use logic to detect a switch is pressed and then set a DIRECTION flag. Use the Colour graphical display to show the user what is happening in the program.</w:t>
+        <w:t xml:space="preserve">Use two switches to control whether the motor turns forwards or backwards. The switches are </w:t>
+      </w:r>
+      <w:proofErr w:type="gramStart"/>
+      <w:r>
+        <w:t>push</w:t>
+      </w:r>
+      <w:proofErr w:type="gramEnd"/>
+      <w:r>
+        <w:t xml:space="preserve"> to make, so you will need to use logic to detect a switch is pressed and then set a DIRECTION flag. Use the Colour graphical display to show the user what is happening in the program.</w:t>
       </w:r>
     </w:p>
     <w:p>
@@ -11189,7 +11289,23 @@
         <w:t xml:space="preserve">Students should start the program from scratch rather than loading previous work. This will require some supervision. </w:t>
       </w:r>
       <w:r>
-        <w:t xml:space="preserve">IF students have done this work then this will reinforce their understanding and it will giver supervisors a good idea of which students are on top of the subject and which are not. </w:t>
+        <w:t xml:space="preserve">IF students have done this </w:t>
+      </w:r>
+      <w:proofErr w:type="gramStart"/>
+      <w:r>
+        <w:t>work</w:t>
+      </w:r>
+      <w:proofErr w:type="gramEnd"/>
+      <w:r>
+        <w:t xml:space="preserve"> then this will reinforce their </w:t>
+      </w:r>
+      <w:proofErr w:type="gramStart"/>
+      <w:r>
+        <w:t>understanding</w:t>
+      </w:r>
+      <w:proofErr w:type="gramEnd"/>
+      <w:r>
+        <w:t xml:space="preserve"> and it will giver supervisors a good idea of which students are on top of the subject and which are not. </w:t>
       </w:r>
     </w:p>
     <w:p>
@@ -11690,7 +11806,15 @@
     </w:p>
     <w:p>
       <w:r>
-        <w:t>Add a third touchable area on the display that acts as an Over ride button to turn the heater on for 10 minutes even when the actual temperature is above the set temperature.</w:t>
+        <w:t xml:space="preserve">Add a third touchable area on the display that acts as an </w:t>
+      </w:r>
+      <w:proofErr w:type="gramStart"/>
+      <w:r>
+        <w:t>Over ride</w:t>
+      </w:r>
+      <w:proofErr w:type="gramEnd"/>
+      <w:r>
+        <w:t xml:space="preserve"> button to turn the heater on for 10 minutes even when the actual temperature is above the set temperature.</w:t>
       </w:r>
     </w:p>
     <w:p>
@@ -11932,7 +12056,21 @@
         <w:rPr>
           <w:lang w:val="en-US"/>
         </w:rPr>
-        <w:t> The project works but may be brittle, poorly documented, or lack error handling. It meets minimum requirements.</w:t>
+        <w:t xml:space="preserve"> The project works but may be brittle, poorly documented, or </w:t>
+      </w:r>
+      <w:proofErr w:type="gramStart"/>
+      <w:r>
+        <w:rPr>
+          <w:lang w:val="en-US"/>
+        </w:rPr>
+        <w:t>lack</w:t>
+      </w:r>
+      <w:proofErr w:type="gramEnd"/>
+      <w:r>
+        <w:rPr>
+          <w:lang w:val="en-US"/>
+        </w:rPr>
+        <w:t xml:space="preserve"> error handling. It meets minimum requirements.</w:t>
       </w:r>
     </w:p>
     <w:p/>
@@ -12020,31 +12158,7 @@
           <w:lang w:val="fr-FR"/>
         </w:rPr>
         <w:lastRenderedPageBreak/>
-        <w:t>&lt;</w:t>
-      </w:r>
-      <w:r>
-        <w:rPr>
-          <w:lang w:val="fr-FR"/>
-        </w:rPr>
-        <w:t>Document</w:t>
-      </w:r>
-      <w:r>
-        <w:rPr>
-          <w:lang w:val="fr-FR"/>
-        </w:rPr>
-        <w:t>&gt; &lt;filename&gt; “CP4807-</w:t>
-      </w:r>
-      <w:r>
-        <w:rPr>
-          <w:lang w:val="fr-FR"/>
-        </w:rPr>
-        <w:t>CPDcert</w:t>
-      </w:r>
-      <w:r>
-        <w:rPr>
-          <w:lang w:val="fr-FR"/>
-        </w:rPr>
-        <w:t>” &lt;/filename&gt;</w:t>
+        <w:t>&lt;Document&gt; &lt;filename&gt; “CP4807-CPDcert” &lt;/filename&gt;</w:t>
       </w:r>
     </w:p>
     <w:p>
@@ -13368,6 +13482,7 @@
               <w:spacing w:before="40" w:after="40"/>
               <w:ind w:hanging="357"/>
             </w:pPr>
+            <w:proofErr w:type="gramStart"/>
             <w:r>
               <w:rPr>
                 <w:b/>
@@ -13379,7 +13494,14 @@
               <w:rPr>
                 <w:b/>
               </w:rPr>
-              <w:t>. Flowcode software</w:t>
+              <w:t>.</w:t>
+            </w:r>
+            <w:proofErr w:type="gramEnd"/>
+            <w:r>
+              <w:rPr>
+                <w:b/>
+              </w:rPr>
+              <w:t xml:space="preserve"> Flowcode software</w:t>
             </w:r>
           </w:p>
           <w:p>
@@ -13625,6 +13747,7 @@
               <w:spacing w:before="40" w:after="40"/>
               <w:ind w:hanging="357"/>
             </w:pPr>
+            <w:proofErr w:type="gramStart"/>
             <w:r>
               <w:rPr>
                 <w:b/>
@@ -13636,7 +13759,14 @@
               <w:rPr>
                 <w:b/>
               </w:rPr>
-              <w:t>. Flowcode software</w:t>
+              <w:t>.</w:t>
+            </w:r>
+            <w:proofErr w:type="gramEnd"/>
+            <w:r>
+              <w:rPr>
+                <w:b/>
+              </w:rPr>
+              <w:t xml:space="preserve"> Flowcode software</w:t>
             </w:r>
           </w:p>
           <w:p>
@@ -13846,6 +13976,7 @@
               <w:spacing w:before="40" w:after="40"/>
               <w:ind w:hanging="357"/>
             </w:pPr>
+            <w:proofErr w:type="gramStart"/>
             <w:r>
               <w:rPr>
                 <w:b/>
@@ -13857,7 +13988,14 @@
               <w:rPr>
                 <w:b/>
               </w:rPr>
-              <w:t>. Flowcode software</w:t>
+              <w:t>.</w:t>
+            </w:r>
+            <w:proofErr w:type="gramEnd"/>
+            <w:r>
+              <w:rPr>
+                <w:b/>
+              </w:rPr>
+              <w:t xml:space="preserve"> Flowcode software</w:t>
             </w:r>
           </w:p>
           <w:p>
@@ -14534,6 +14672,7 @@
               <w:spacing w:before="40" w:after="40"/>
               <w:ind w:hanging="357"/>
             </w:pPr>
+            <w:proofErr w:type="gramStart"/>
             <w:r>
               <w:rPr>
                 <w:b/>
@@ -14545,7 +14684,14 @@
               <w:rPr>
                 <w:b/>
               </w:rPr>
-              <w:t>. Flowcode software</w:t>
+              <w:t>.</w:t>
+            </w:r>
+            <w:proofErr w:type="gramEnd"/>
+            <w:r>
+              <w:rPr>
+                <w:b/>
+              </w:rPr>
+              <w:t xml:space="preserve"> Flowcode software</w:t>
             </w:r>
           </w:p>
           <w:p>
@@ -15218,6 +15364,7 @@
               <w:spacing w:before="40" w:after="40"/>
               <w:ind w:hanging="357"/>
             </w:pPr>
+            <w:proofErr w:type="gramStart"/>
             <w:r>
               <w:rPr>
                 <w:b/>
@@ -15229,7 +15376,14 @@
               <w:rPr>
                 <w:b/>
               </w:rPr>
-              <w:t>. Flowcode software</w:t>
+              <w:t>.</w:t>
+            </w:r>
+            <w:proofErr w:type="gramEnd"/>
+            <w:r>
+              <w:rPr>
+                <w:b/>
+              </w:rPr>
+              <w:t xml:space="preserve"> Flowcode software</w:t>
             </w:r>
           </w:p>
           <w:p>
@@ -16081,6 +16235,7 @@
               <w:spacing w:before="40" w:after="40"/>
               <w:ind w:hanging="357"/>
             </w:pPr>
+            <w:proofErr w:type="gramStart"/>
             <w:r>
               <w:rPr>
                 <w:b/>
@@ -16092,7 +16247,14 @@
               <w:rPr>
                 <w:b/>
               </w:rPr>
-              <w:t>. Flowcode software</w:t>
+              <w:t>.</w:t>
+            </w:r>
+            <w:proofErr w:type="gramEnd"/>
+            <w:r>
+              <w:rPr>
+                <w:b/>
+              </w:rPr>
+              <w:t xml:space="preserve"> Flowcode software</w:t>
             </w:r>
           </w:p>
           <w:p>
@@ -16964,6 +17126,7 @@
               <w:spacing w:before="40" w:after="40"/>
               <w:ind w:hanging="357"/>
             </w:pPr>
+            <w:proofErr w:type="gramStart"/>
             <w:r>
               <w:rPr>
                 <w:b/>
@@ -16975,7 +17138,14 @@
               <w:rPr>
                 <w:b/>
               </w:rPr>
-              <w:t>. Flowcode software</w:t>
+              <w:t>.</w:t>
+            </w:r>
+            <w:proofErr w:type="gramEnd"/>
+            <w:r>
+              <w:rPr>
+                <w:b/>
+              </w:rPr>
+              <w:t xml:space="preserve"> Flowcode software</w:t>
             </w:r>
           </w:p>
           <w:p>
@@ -17209,6 +17379,7 @@
               <w:spacing w:before="40" w:after="40"/>
               <w:ind w:hanging="357"/>
             </w:pPr>
+            <w:proofErr w:type="gramStart"/>
             <w:r>
               <w:rPr>
                 <w:b/>
@@ -17220,7 +17391,14 @@
               <w:rPr>
                 <w:b/>
               </w:rPr>
-              <w:t>. Flowcode software</w:t>
+              <w:t>.</w:t>
+            </w:r>
+            <w:proofErr w:type="gramEnd"/>
+            <w:r>
+              <w:rPr>
+                <w:b/>
+              </w:rPr>
+              <w:t xml:space="preserve"> Flowcode software</w:t>
             </w:r>
           </w:p>
           <w:p>
@@ -17687,6 +17865,7 @@
               <w:spacing w:before="40" w:after="40"/>
               <w:ind w:hanging="357"/>
             </w:pPr>
+            <w:proofErr w:type="gramStart"/>
             <w:r>
               <w:rPr>
                 <w:b/>
@@ -17698,7 +17877,14 @@
               <w:rPr>
                 <w:b/>
               </w:rPr>
-              <w:t>. Flowcode software</w:t>
+              <w:t>.</w:t>
+            </w:r>
+            <w:proofErr w:type="gramEnd"/>
+            <w:r>
+              <w:rPr>
+                <w:b/>
+              </w:rPr>
+              <w:t xml:space="preserve"> Flowcode software</w:t>
             </w:r>
           </w:p>
           <w:p>
@@ -18347,6 +18533,7 @@
               <w:spacing w:before="40" w:after="40"/>
               <w:ind w:hanging="357"/>
             </w:pPr>
+            <w:proofErr w:type="gramStart"/>
             <w:r>
               <w:rPr>
                 <w:b/>
@@ -18358,7 +18545,14 @@
               <w:rPr>
                 <w:b/>
               </w:rPr>
-              <w:t>. E-blocks hardware. Flowcode software</w:t>
+              <w:t>.</w:t>
+            </w:r>
+            <w:proofErr w:type="gramEnd"/>
+            <w:r>
+              <w:rPr>
+                <w:b/>
+              </w:rPr>
+              <w:t xml:space="preserve"> E-blocks hardware. Flowcode software</w:t>
             </w:r>
           </w:p>
           <w:p>
@@ -19207,6 +19401,7 @@
               <w:spacing w:before="40" w:after="40"/>
               <w:ind w:hanging="357"/>
             </w:pPr>
+            <w:proofErr w:type="gramStart"/>
             <w:r>
               <w:rPr>
                 <w:b/>
@@ -19218,7 +19413,14 @@
               <w:rPr>
                 <w:b/>
               </w:rPr>
-              <w:t>.Flowcode software</w:t>
+              <w:t>.</w:t>
+            </w:r>
+            <w:proofErr w:type="gramEnd"/>
+            <w:r>
+              <w:rPr>
+                <w:b/>
+              </w:rPr>
+              <w:t>Flowcode software</w:t>
             </w:r>
           </w:p>
           <w:p>
@@ -19849,6 +20051,7 @@
               <w:spacing w:before="40" w:after="40"/>
               <w:ind w:hanging="357"/>
             </w:pPr>
+            <w:proofErr w:type="gramStart"/>
             <w:r>
               <w:rPr>
                 <w:b/>
@@ -19867,7 +20070,14 @@
               <w:rPr>
                 <w:b/>
               </w:rPr>
-              <w:t>. Flowcode software</w:t>
+              <w:t>.</w:t>
+            </w:r>
+            <w:proofErr w:type="gramEnd"/>
+            <w:r>
+              <w:rPr>
+                <w:b/>
+              </w:rPr>
+              <w:t xml:space="preserve"> Flowcode software</w:t>
             </w:r>
           </w:p>
           <w:p>
@@ -21183,6 +21393,7 @@
               <w:spacing w:before="40" w:after="40"/>
               <w:ind w:hanging="357"/>
             </w:pPr>
+            <w:proofErr w:type="gramStart"/>
             <w:r>
               <w:rPr>
                 <w:b/>
@@ -21194,7 +21405,14 @@
               <w:rPr>
                 <w:b/>
               </w:rPr>
-              <w:t>. Flowcode software</w:t>
+              <w:t>.</w:t>
+            </w:r>
+            <w:proofErr w:type="gramEnd"/>
+            <w:r>
+              <w:rPr>
+                <w:b/>
+              </w:rPr>
+              <w:t xml:space="preserve"> Flowcode software</w:t>
             </w:r>
           </w:p>
           <w:p>
@@ -21716,6 +21934,15 @@
       </w:r>
     </w:p>
     <w:p>
+      <w:r>
+        <w:fldChar w:fldCharType="begin"/>
+      </w:r>
+      <w:r>
+        <w:instrText xml:space="preserve"> LINK Excel.Sheet.12 "C:\\Users\\JohnD\\OneDrive - MATRIX TECHNOLOGY SOLUTIONS\\Documents\\Matrix\\Dev\\CP4807 - introduction to microcontrollers\\BTEC unit 6 mapping for intro to micros 28 10 25.xlsx!Sheet1!R1C1:R60C5" "" \a \p </w:instrText>
+      </w:r>
+      <w:r>
+        <w:fldChar w:fldCharType="separate"/>
+      </w:r>
       <w:r>
         <w:object w:dxaOrig="16112" w:dyaOrig="18303" w14:anchorId="3249D7EF">
           <v:shapetype id="_x0000_t75" coordsize="21600,21600" o:spt="75" o:preferrelative="t" path="m@4@5l@4@11@9@11@9@5xe" filled="f" stroked="f">
@@ -21737,15 +21964,14 @@
             <v:path o:extrusionok="f" gradientshapeok="t" o:connecttype="rect"/>
             <o:lock v:ext="edit" aspectratio="t"/>
           </v:shapetype>
-          <v:shape id="_x0000_i1025" type="#_x0000_t75" style="width:543.25pt;height:616.2pt" o:ole="">
+          <v:shape id="_x0000_i1025" type="#_x0000_t75" style="width:542.75pt;height:615.7pt" o:ole="">
             <v:imagedata r:id="rId53" o:title=""/>
           </v:shape>
-          <o:OLEObject Type="Link" ProgID="Excel.Sheet.12" ShapeID="_x0000_i1025" DrawAspect="Content" r:id="rId54" UpdateMode="Always">
-            <o:LinkType>EnhancedMetaFile</o:LinkType>
-            <o:LockedField>false</o:LockedField>
-          </o:OLEObject>
         </w:object>
       </w:r>
+      <w:r>
+        <w:fldChar w:fldCharType="end"/>
+      </w:r>
     </w:p>
     <w:p/>
     <w:p>
@@ -21755,15 +21981,24 @@
     </w:p>
     <w:p>
       <w:r>
+        <w:lastRenderedPageBreak/>
+        <w:fldChar w:fldCharType="begin"/>
+      </w:r>
+      <w:r>
+        <w:instrText xml:space="preserve"> LINK Excel.Sheet.12 "C:\\Users\\JohnD\\OneDrive - MATRIX TECHNOLOGY SOLUTIONS\\Documents\\Matrix\\Dev\\CP4807 - introduction to microcontrollers\\BTEC unit 6 mapping for intro to micros 28 10 25.xlsx!Sheet1!R63C1:R128C5" "" \a \p </w:instrText>
+      </w:r>
+      <w:r>
+        <w:fldChar w:fldCharType="separate"/>
+      </w:r>
+      <w:r>
         <w:object w:dxaOrig="16112" w:dyaOrig="20131" w14:anchorId="09745C00">
-          <v:shape id="_x0000_i1026" type="#_x0000_t75" style="width:531.1pt;height:662.95pt" o:ole="">
-            <v:imagedata r:id="rId55" o:title=""/>
+          <v:shape id="_x0000_i1026" type="#_x0000_t75" style="width:530.75pt;height:663.25pt" o:ole="">
+            <v:imagedata r:id="rId54" o:title=""/>
           </v:shape>
-          <o:OLEObject Type="Link" ProgID="Excel.Sheet.12" ShapeID="_x0000_i1026" DrawAspect="Content" r:id="rId56" UpdateMode="Always">
-            <o:LinkType>EnhancedMetaFile</o:LinkType>
-            <o:LockedField>false</o:LockedField>
-          </o:OLEObject>
         </w:object>
+      </w:r>
+      <w:r>
+        <w:fldChar w:fldCharType="end"/>
       </w:r>
     </w:p>
     <w:p/>
@@ -21918,19 +22153,7 @@
         <w:ind w:left="720" w:firstLine="720"/>
       </w:pPr>
       <w:r>
-        <w:t>Content between “&lt;</w:t>
-      </w:r>
-      <w:r>
-        <w:t>document</w:t>
-      </w:r>
-      <w:r>
-        <w:t>&gt;” and “&lt;/</w:t>
-      </w:r>
-      <w:r>
-        <w:t>document</w:t>
-      </w:r>
-      <w:r>
-        <w:t>&gt;”: make me a Word file</w:t>
+        <w:t>Content between “&lt;document&gt;” and “&lt;/document&gt;”: make me a Word file</w:t>
       </w:r>
       <w:r>
         <w:t xml:space="preserve"> </w:t>
@@ -21970,10 +22193,7 @@
         <w:t xml:space="preserve">AI </w:t>
       </w:r>
       <w:r>
-        <w:t xml:space="preserve">instructions for </w:t>
-      </w:r>
-      <w:r>
-        <w:t>Introduction to microcontrollers worksheets.pdf</w:t>
+        <w:t>instructions for Introduction to microcontrollers worksheets.pdf</w:t>
       </w:r>
     </w:p>
     <w:p>
@@ -21996,10 +22216,7 @@
         <w:t>CP4807-</w:t>
       </w:r>
       <w:r>
-        <w:t xml:space="preserve"> worksheets.pdf</w:t>
-      </w:r>
-      <w:r>
-        <w:t xml:space="preserve">” &lt;/filename&gt; </w:t>
+        <w:t xml:space="preserve"> worksheets.pdf” &lt;/filename&gt; </w:t>
       </w:r>
     </w:p>
     <w:p>
@@ -22316,13 +22533,7 @@
       </w:pPr>
       <w:r>
         <w:lastRenderedPageBreak/>
-        <w:t xml:space="preserve">AI instructions for </w:t>
-      </w:r>
-      <w:r>
-        <w:t>Introduction to microcontrollers browser based course</w:t>
-      </w:r>
-      <w:r>
-        <w:t xml:space="preserve"> </w:t>
+        <w:t xml:space="preserve">AI instructions for Introduction to microcontrollers browser based course </w:t>
       </w:r>
     </w:p>
     <w:p>
@@ -22500,7 +22711,7 @@
       <w:r>
         <w:tab/>
       </w:r>
-      <w:hyperlink r:id="rId57" w:history="1">
+      <w:hyperlink r:id="rId55" w:history="1">
         <w:r>
           <w:rPr>
             <w:rStyle w:val="Hyperlink"/>
@@ -22530,7 +22741,7 @@
       <w:r>
         <w:tab/>
       </w:r>
-      <w:hyperlink r:id="rId58" w:history="1">
+      <w:hyperlink r:id="rId56" w:history="1">
         <w:r>
           <w:rPr>
             <w:rStyle w:val="Hyperlink"/>
@@ -22560,7 +22771,7 @@
       <w:r>
         <w:tab/>
       </w:r>
-      <w:hyperlink r:id="rId59" w:history="1">
+      <w:hyperlink r:id="rId57" w:history="1">
         <w:r>
           <w:rPr>
             <w:rStyle w:val="Hyperlink"/>
@@ -22825,21 +23036,13 @@
       </w:r>
       <w:r>
         <w:tab/>
-      </w:r>
-      <w:r>
         <w:t>“</w:t>
       </w:r>
       <w:r>
         <w:t>CP4807-</w:t>
       </w:r>
       <w:r>
-        <w:t>H</w:t>
-      </w:r>
-      <w:r>
-        <w:t>1</w:t>
-      </w:r>
-      <w:r>
-        <w:t xml:space="preserve">.htm” </w:t>
+        <w:t xml:space="preserve">H1.htm” </w:t>
       </w:r>
     </w:p>
     <w:p>
@@ -23089,34 +23292,23 @@
       </w:r>
       <w:r>
         <w:tab/>
-        <w:t xml:space="preserve">Homework </w:t>
-      </w:r>
-      <w:r>
-        <w:t>2</w:t>
-      </w:r>
-      <w:r>
-        <w:tab/>
-      </w:r>
-      <w:r>
-        <w:tab/>
-      </w:r>
-      <w:r>
-        <w:tab/>
-      </w:r>
-      <w:r>
+        <w:t>Homework 2</w:t>
+      </w:r>
+      <w:r>
+        <w:tab/>
+      </w:r>
+      <w:r>
+        <w:tab/>
+      </w:r>
+      <w:r>
+        <w:tab/>
         <w:t>“</w:t>
       </w:r>
       <w:r>
         <w:t>CP4807-</w:t>
       </w:r>
       <w:r>
-        <w:t>H</w:t>
-      </w:r>
-      <w:r>
-        <w:t>2</w:t>
-      </w:r>
-      <w:r>
-        <w:t xml:space="preserve">.htm” </w:t>
+        <w:t xml:space="preserve">H2.htm” </w:t>
       </w:r>
     </w:p>
     <w:p>
@@ -23186,8 +23378,6 @@
       </w:r>
       <w:r>
         <w:tab/>
-      </w:r>
-      <w:r>
         <w:t>Light sensor</w:t>
       </w:r>
       <w:r>
@@ -23198,13 +23388,7 @@
       </w:r>
       <w:r>
         <w:tab/>
-        <w:t>“CP1972-</w:t>
-      </w:r>
-      <w:r>
-        <w:t>2</w:t>
-      </w:r>
-      <w:r>
-        <w:t>.docx” </w:t>
+        <w:t>“CP1972-2.docx” </w:t>
       </w:r>
     </w:p>
     <w:p>
@@ -23251,10 +23435,7 @@
       </w:r>
       <w:r>
         <w:tab/>
-        <w:t xml:space="preserve">Homework </w:t>
-      </w:r>
-      <w:r>
-        <w:t>3</w:t>
+        <w:t>Homework 3</w:t>
       </w:r>
       <w:r>
         <w:tab/>
@@ -23270,13 +23451,7 @@
         <w:t>CP4807-</w:t>
       </w:r>
       <w:r>
-        <w:t>H</w:t>
-      </w:r>
-      <w:r>
-        <w:t>3</w:t>
-      </w:r>
-      <w:r>
-        <w:t xml:space="preserve">.htm” </w:t>
+        <w:t xml:space="preserve">H3.htm” </w:t>
       </w:r>
     </w:p>
     <w:p>
@@ -23295,8 +23470,6 @@
       </w:r>
       <w:r>
         <w:tab/>
-      </w:r>
-      <w:r>
         <w:t>Assessment 1</w:t>
       </w:r>
       <w:r>
@@ -23313,10 +23486,7 @@
         <w:t>CP4807-</w:t>
       </w:r>
       <w:r>
-        <w:t>A1</w:t>
-      </w:r>
-      <w:r>
-        <w:t xml:space="preserve">.htm” </w:t>
+        <w:t xml:space="preserve">A1.htm” </w:t>
       </w:r>
     </w:p>
     <w:p>
@@ -23359,10 +23529,7 @@
         <w:tab/>
       </w:r>
       <w:r>
-        <w:t xml:space="preserve">Digital </w:t>
-      </w:r>
-      <w:r>
-        <w:t>accelerometer</w:t>
+        <w:t>Digital accelerometer</w:t>
       </w:r>
       <w:r>
         <w:tab/>
@@ -23394,10 +23561,7 @@
       </w:r>
       <w:r>
         <w:tab/>
-        <w:t xml:space="preserve">Assessment </w:t>
-      </w:r>
-      <w:r>
-        <w:t>2</w:t>
+        <w:t>Assessment 2</w:t>
       </w:r>
       <w:r>
         <w:tab/>
@@ -23413,13 +23577,7 @@
         <w:t>CP4807-</w:t>
       </w:r>
       <w:r>
-        <w:t>A</w:t>
-      </w:r>
-      <w:r>
-        <w:t>2</w:t>
-      </w:r>
-      <w:r>
-        <w:t xml:space="preserve">.htm” </w:t>
+        <w:t xml:space="preserve">A2.htm” </w:t>
       </w:r>
     </w:p>
     <w:p>
@@ -23475,10 +23633,7 @@
         <w:t>“CP</w:t>
       </w:r>
       <w:r>
-        <w:t>0507-</w:t>
-      </w:r>
-      <w:r>
-        <w:t>2</w:t>
+        <w:t>0507-2</w:t>
       </w:r>
       <w:r>
         <w:t>.docx” </w:t>
@@ -23496,10 +23651,7 @@
         <w:tab/>
       </w:r>
       <w:r>
-        <w:t>Stepper</w:t>
-      </w:r>
-      <w:r>
-        <w:t xml:space="preserve"> motor control</w:t>
+        <w:t>Stepper motor control</w:t>
       </w:r>
       <w:r>
         <w:tab/>
@@ -23509,10 +23661,7 @@
         <w:t>“CP</w:t>
       </w:r>
       <w:r>
-        <w:t>0507-</w:t>
-      </w:r>
-      <w:r>
-        <w:t>3</w:t>
+        <w:t>0507-3</w:t>
       </w:r>
       <w:r>
         <w:t>.docx” </w:t>
@@ -23530,10 +23679,7 @@
         <w:tab/>
       </w:r>
       <w:r>
-        <w:t>Servo</w:t>
-      </w:r>
-      <w:r>
-        <w:t xml:space="preserve"> motor control</w:t>
+        <w:t>Servo motor control</w:t>
       </w:r>
       <w:r>
         <w:tab/>
@@ -23543,10 +23689,7 @@
         <w:t>“CP</w:t>
       </w:r>
       <w:r>
-        <w:t>0507-</w:t>
-      </w:r>
-      <w:r>
-        <w:t>4</w:t>
+        <w:t>0507-4</w:t>
       </w:r>
       <w:r>
         <w:t>.docx” </w:t>
@@ -23568,10 +23711,7 @@
       </w:r>
       <w:r>
         <w:tab/>
-        <w:t xml:space="preserve">Homework </w:t>
-      </w:r>
-      <w:r>
-        <w:t>6</w:t>
+        <w:t>Homework 6</w:t>
       </w:r>
       <w:r>
         <w:tab/>
@@ -23587,13 +23727,7 @@
         <w:t>CP4807-</w:t>
       </w:r>
       <w:r>
-        <w:t>H</w:t>
-      </w:r>
-      <w:r>
-        <w:t>6</w:t>
-      </w:r>
-      <w:r>
-        <w:t xml:space="preserve">.htm” </w:t>
+        <w:t xml:space="preserve">H6.htm” </w:t>
       </w:r>
     </w:p>
     <w:p>
@@ -23612,8 +23746,6 @@
       </w:r>
       <w:r>
         <w:tab/>
-      </w:r>
-      <w:r>
         <w:t>Floats and INTs</w:t>
       </w:r>
       <w:r>
@@ -23790,10 +23922,7 @@
       </w:r>
       <w:r>
         <w:tab/>
-        <w:t xml:space="preserve">Homework </w:t>
-      </w:r>
-      <w:r>
-        <w:t>7</w:t>
+        <w:t>Homework 7</w:t>
       </w:r>
       <w:r>
         <w:tab/>
@@ -23809,13 +23938,7 @@
         <w:t>CP4807-</w:t>
       </w:r>
       <w:r>
-        <w:t>H</w:t>
-      </w:r>
-      <w:r>
-        <w:t>7</w:t>
-      </w:r>
-      <w:r>
-        <w:t xml:space="preserve">.htm” </w:t>
+        <w:t xml:space="preserve">H7.htm” </w:t>
       </w:r>
     </w:p>
     <w:p>
@@ -23864,10 +23987,7 @@
       </w:r>
       <w:r>
         <w:tab/>
-        <w:t xml:space="preserve">Homework </w:t>
-      </w:r>
-      <w:r>
-        <w:t>8</w:t>
+        <w:t>Homework 8</w:t>
       </w:r>
       <w:r>
         <w:tab/>
@@ -23883,13 +24003,7 @@
         <w:t>CP4807-</w:t>
       </w:r>
       <w:r>
-        <w:t>H</w:t>
-      </w:r>
-      <w:r>
-        <w:t>8</w:t>
-      </w:r>
-      <w:r>
-        <w:t xml:space="preserve">.htm” </w:t>
+        <w:t xml:space="preserve">H8.htm” </w:t>
       </w:r>
     </w:p>
     <w:p>
@@ -23941,10 +24055,7 @@
       </w:r>
       <w:r>
         <w:tab/>
-        <w:t xml:space="preserve">Homework </w:t>
-      </w:r>
-      <w:r>
-        <w:t>9</w:t>
+        <w:t>Homework 9</w:t>
       </w:r>
       <w:r>
         <w:tab/>
@@ -23960,13 +24071,7 @@
         <w:t>CP4807-</w:t>
       </w:r>
       <w:r>
-        <w:t>H</w:t>
-      </w:r>
-      <w:r>
-        <w:t>9</w:t>
-      </w:r>
-      <w:r>
-        <w:t xml:space="preserve">.htm” </w:t>
+        <w:t xml:space="preserve">H9.htm” </w:t>
       </w:r>
     </w:p>
     <w:p>
@@ -24005,8 +24110,13 @@
         <w:t xml:space="preserve"> </w:t>
       </w:r>
       <w:r>
-        <w:t>Screen definitions we perhaps also need to define the types of screen we have?</w:t>
-      </w:r>
+        <w:t xml:space="preserve">Screen definitions we perhaps also need to define the types of screen we </w:t>
+      </w:r>
+      <w:proofErr w:type="gramStart"/>
+      <w:r>
+        <w:t>have?</w:t>
+      </w:r>
+      <w:proofErr w:type="gramEnd"/>
     </w:p>
     <w:p/>
     <w:p>
@@ -24014,10 +24124,7 @@
         <w:pStyle w:val="Heading1"/>
       </w:pPr>
       <w:r>
-        <w:t xml:space="preserve">AI instructions for </w:t>
-      </w:r>
-      <w:r>
-        <w:t>Introduction to microcontrollers SCORM content course</w:t>
+        <w:t>AI instructions for Introduction to microcontrollers SCORM content course</w:t>
       </w:r>
     </w:p>
     <w:p>
@@ -24051,7 +24158,21 @@
         <w:rPr>
           <w:lang w:val="fr-FR" w:eastAsia="en-GB"/>
         </w:rPr>
-        <w:t>&lt;manifest&gt;</w:t>
+        <w:t>&lt;</w:t>
+      </w:r>
+      <w:proofErr w:type="gramStart"/>
+      <w:r>
+        <w:rPr>
+          <w:lang w:val="fr-FR" w:eastAsia="en-GB"/>
+        </w:rPr>
+        <w:t>manifest</w:t>
+      </w:r>
+      <w:proofErr w:type="gramEnd"/>
+      <w:r>
+        <w:rPr>
+          <w:lang w:val="fr-FR" w:eastAsia="en-GB"/>
+        </w:rPr>
+        <w:t>&gt;</w:t>
       </w:r>
       <w:r>
         <w:rPr>
@@ -24121,12 +24242,14 @@
         </w:rPr>
         <w:tab/>
       </w:r>
+      <w:proofErr w:type="gramStart"/>
       <w:r>
         <w:rPr>
           <w:lang w:val="fr-FR" w:eastAsia="en-GB"/>
         </w:rPr>
         <w:t>identifier</w:t>
       </w:r>
+      <w:proofErr w:type="gramEnd"/>
       <w:r>
         <w:rPr>
           <w:lang w:val="fr-FR" w:eastAsia="en-GB"/>
@@ -24186,12 +24309,14 @@
         </w:rPr>
         <w:tab/>
       </w:r>
+      <w:proofErr w:type="gramStart"/>
       <w:r>
         <w:rPr>
           <w:lang w:val="fr-FR" w:eastAsia="en-GB"/>
         </w:rPr>
         <w:t>version</w:t>
       </w:r>
+      <w:proofErr w:type="gramEnd"/>
       <w:r>
         <w:rPr>
           <w:lang w:val="fr-FR" w:eastAsia="en-GB"/>
@@ -24251,12 +24376,14 @@
         </w:rPr>
         <w:tab/>
       </w:r>
+      <w:proofErr w:type="gramStart"/>
       <w:r>
         <w:rPr>
           <w:lang w:val="fr-FR" w:eastAsia="en-GB"/>
         </w:rPr>
         <w:t>xml:base</w:t>
       </w:r>
+      <w:proofErr w:type="gramEnd"/>
       <w:r>
         <w:rPr>
           <w:lang w:val="fr-FR" w:eastAsia="en-GB"/>
@@ -24320,7 +24447,21 @@
         <w:rPr>
           <w:lang w:val="fr-FR" w:eastAsia="en-GB"/>
         </w:rPr>
-        <w:t>&lt;metadata&gt;</w:t>
+        <w:t>&lt;</w:t>
+      </w:r>
+      <w:proofErr w:type="gramStart"/>
+      <w:r>
+        <w:rPr>
+          <w:lang w:val="fr-FR" w:eastAsia="en-GB"/>
+        </w:rPr>
+        <w:t>metadata</w:t>
+      </w:r>
+      <w:proofErr w:type="gramEnd"/>
+      <w:r>
+        <w:rPr>
+          <w:lang w:val="fr-FR" w:eastAsia="en-GB"/>
+        </w:rPr>
+        <w:t>&gt;</w:t>
       </w:r>
       <w:r>
         <w:rPr>
@@ -24385,7 +24526,21 @@
         <w:rPr>
           <w:lang w:val="fr-FR" w:eastAsia="en-GB"/>
         </w:rPr>
-        <w:t>&lt;schema&gt;</w:t>
+        <w:t>&lt;</w:t>
+      </w:r>
+      <w:proofErr w:type="gramStart"/>
+      <w:r>
+        <w:rPr>
+          <w:lang w:val="fr-FR" w:eastAsia="en-GB"/>
+        </w:rPr>
+        <w:t>schema</w:t>
+      </w:r>
+      <w:proofErr w:type="gramEnd"/>
+      <w:r>
+        <w:rPr>
+          <w:lang w:val="fr-FR" w:eastAsia="en-GB"/>
+        </w:rPr>
+        <w:t>&gt;</w:t>
       </w:r>
       <w:r>
         <w:rPr>
@@ -24441,7 +24596,21 @@
         <w:rPr>
           <w:lang w:val="fr-FR" w:eastAsia="en-GB"/>
         </w:rPr>
-        <w:t>&lt;schemaversion&gt;</w:t>
+        <w:t>&lt;</w:t>
+      </w:r>
+      <w:proofErr w:type="gramStart"/>
+      <w:r>
+        <w:rPr>
+          <w:lang w:val="fr-FR" w:eastAsia="en-GB"/>
+        </w:rPr>
+        <w:t>schemaversion</w:t>
+      </w:r>
+      <w:proofErr w:type="gramEnd"/>
+      <w:r>
+        <w:rPr>
+          <w:lang w:val="fr-FR" w:eastAsia="en-GB"/>
+        </w:rPr>
+        <w:t>&gt;</w:t>
       </w:r>
       <w:r>
         <w:rPr>
@@ -24497,8 +24666,30 @@
         <w:rPr>
           <w:lang w:val="fr-FR" w:eastAsia="en-GB"/>
         </w:rPr>
-        <w:t>&lt;lom or adlcp:location</w:t>
-      </w:r>
+        <w:t>&lt;</w:t>
+      </w:r>
+      <w:proofErr w:type="gramStart"/>
+      <w:r>
+        <w:rPr>
+          <w:lang w:val="fr-FR" w:eastAsia="en-GB"/>
+        </w:rPr>
+        <w:t>lom</w:t>
+      </w:r>
+      <w:proofErr w:type="gramEnd"/>
+      <w:r>
+        <w:rPr>
+          <w:lang w:val="fr-FR" w:eastAsia="en-GB"/>
+        </w:rPr>
+        <w:t xml:space="preserve"> or </w:t>
+      </w:r>
+      <w:proofErr w:type="gramStart"/>
+      <w:r>
+        <w:rPr>
+          <w:lang w:val="fr-FR" w:eastAsia="en-GB"/>
+        </w:rPr>
+        <w:t>adlcp:location</w:t>
+      </w:r>
+      <w:proofErr w:type="gramEnd"/>
       <w:r>
         <w:rPr>
           <w:lang w:val="fr-FR" w:eastAsia="en-GB"/>
@@ -24544,7 +24735,21 @@
         <w:rPr>
           <w:lang w:val="fr-FR" w:eastAsia="en-GB"/>
         </w:rPr>
-        <w:t>&lt;organisations&gt;</w:t>
+        <w:t>&lt;</w:t>
+      </w:r>
+      <w:proofErr w:type="gramStart"/>
+      <w:r>
+        <w:rPr>
+          <w:lang w:val="fr-FR" w:eastAsia="en-GB"/>
+        </w:rPr>
+        <w:t>organisations</w:t>
+      </w:r>
+      <w:proofErr w:type="gramEnd"/>
+      <w:r>
+        <w:rPr>
+          <w:lang w:val="fr-FR" w:eastAsia="en-GB"/>
+        </w:rPr>
+        <w:t>&gt;</w:t>
       </w:r>
       <w:r>
         <w:rPr>
@@ -24605,12 +24810,14 @@
         </w:rPr>
         <w:tab/>
       </w:r>
+      <w:proofErr w:type="gramStart"/>
       <w:r>
         <w:rPr>
           <w:lang w:val="fr-FR" w:eastAsia="en-GB"/>
         </w:rPr>
         <w:t>default</w:t>
       </w:r>
+      <w:proofErr w:type="gramEnd"/>
       <w:r>
         <w:rPr>
           <w:lang w:val="fr-FR" w:eastAsia="en-GB"/>
@@ -24674,7 +24881,21 @@
         <w:rPr>
           <w:lang w:val="fr-FR" w:eastAsia="en-GB"/>
         </w:rPr>
-        <w:t>&lt;organisation&gt;</w:t>
+        <w:t>&lt;</w:t>
+      </w:r>
+      <w:proofErr w:type="gramStart"/>
+      <w:r>
+        <w:rPr>
+          <w:lang w:val="fr-FR" w:eastAsia="en-GB"/>
+        </w:rPr>
+        <w:t>organisation</w:t>
+      </w:r>
+      <w:proofErr w:type="gramEnd"/>
+      <w:r>
+        <w:rPr>
+          <w:lang w:val="fr-FR" w:eastAsia="en-GB"/>
+        </w:rPr>
+        <w:t>&gt;</w:t>
       </w:r>
       <w:r>
         <w:rPr>
@@ -24735,12 +24956,14 @@
         </w:rPr>
         <w:tab/>
       </w:r>
+      <w:proofErr w:type="gramStart"/>
       <w:r>
         <w:rPr>
           <w:lang w:val="fr-FR" w:eastAsia="en-GB"/>
         </w:rPr>
         <w:t>identifier</w:t>
       </w:r>
+      <w:proofErr w:type="gramEnd"/>
       <w:r>
         <w:rPr>
           <w:lang w:val="fr-FR" w:eastAsia="en-GB"/>
@@ -24800,12 +25023,14 @@
         </w:rPr>
         <w:tab/>
       </w:r>
+      <w:proofErr w:type="gramStart"/>
       <w:r>
         <w:rPr>
           <w:lang w:val="fr-FR" w:eastAsia="en-GB"/>
         </w:rPr>
         <w:t>structure</w:t>
       </w:r>
+      <w:proofErr w:type="gramEnd"/>
       <w:r>
         <w:rPr>
           <w:lang w:val="fr-FR" w:eastAsia="en-GB"/>
@@ -24865,12 +25090,14 @@
         </w:rPr>
         <w:tab/>
       </w:r>
+      <w:proofErr w:type="gramStart"/>
       <w:r>
         <w:rPr>
           <w:lang w:val="fr-FR" w:eastAsia="en-GB"/>
         </w:rPr>
         <w:t>adlseq:objectivesGlobalToSystem</w:t>
       </w:r>
+      <w:proofErr w:type="gramEnd"/>
       <w:r>
         <w:rPr>
           <w:lang w:val="fr-FR" w:eastAsia="en-GB"/>
@@ -24925,7 +25152,21 @@
         <w:rPr>
           <w:lang w:val="fr-FR" w:eastAsia="en-GB"/>
         </w:rPr>
-        <w:t>&lt;title&gt;</w:t>
+        <w:t>&lt;</w:t>
+      </w:r>
+      <w:proofErr w:type="gramStart"/>
+      <w:r>
+        <w:rPr>
+          <w:lang w:val="fr-FR" w:eastAsia="en-GB"/>
+        </w:rPr>
+        <w:t>title</w:t>
+      </w:r>
+      <w:proofErr w:type="gramEnd"/>
+      <w:r>
+        <w:rPr>
+          <w:lang w:val="fr-FR" w:eastAsia="en-GB"/>
+        </w:rPr>
+        <w:t>&gt;</w:t>
       </w:r>
       <w:r>
         <w:rPr>
@@ -24990,7 +25231,21 @@
         <w:rPr>
           <w:lang w:val="fr-FR" w:eastAsia="en-GB"/>
         </w:rPr>
-        <w:t>&lt;item&gt;</w:t>
+        <w:t>&lt;</w:t>
+      </w:r>
+      <w:proofErr w:type="gramStart"/>
+      <w:r>
+        <w:rPr>
+          <w:lang w:val="fr-FR" w:eastAsia="en-GB"/>
+        </w:rPr>
+        <w:t>item</w:t>
+      </w:r>
+      <w:proofErr w:type="gramEnd"/>
+      <w:r>
+        <w:rPr>
+          <w:lang w:val="fr-FR" w:eastAsia="en-GB"/>
+        </w:rPr>
+        <w:t>&gt;</w:t>
       </w:r>
       <w:r>
         <w:rPr>
@@ -25060,12 +25315,14 @@
         </w:rPr>
         <w:tab/>
       </w:r>
+      <w:proofErr w:type="gramStart"/>
       <w:r>
         <w:rPr>
           <w:lang w:val="fr-FR" w:eastAsia="en-GB"/>
         </w:rPr>
         <w:t>identifier</w:t>
       </w:r>
+      <w:proofErr w:type="gramEnd"/>
       <w:r>
         <w:rPr>
           <w:lang w:val="fr-FR" w:eastAsia="en-GB"/>
@@ -25125,12 +25382,14 @@
         </w:rPr>
         <w:tab/>
       </w:r>
+      <w:proofErr w:type="gramStart"/>
       <w:r>
         <w:rPr>
           <w:lang w:val="fr-FR" w:eastAsia="en-GB"/>
         </w:rPr>
         <w:t>identifierref</w:t>
       </w:r>
+      <w:proofErr w:type="gramEnd"/>
       <w:r>
         <w:rPr>
           <w:lang w:val="fr-FR" w:eastAsia="en-GB"/>
@@ -25190,12 +25449,14 @@
         </w:rPr>
         <w:tab/>
       </w:r>
+      <w:proofErr w:type="gramStart"/>
       <w:r>
         <w:rPr>
           <w:lang w:val="fr-FR" w:eastAsia="en-GB"/>
         </w:rPr>
         <w:t>isvisible</w:t>
       </w:r>
+      <w:proofErr w:type="gramEnd"/>
       <w:r>
         <w:rPr>
           <w:lang w:val="fr-FR" w:eastAsia="en-GB"/>
@@ -25255,12 +25516,14 @@
         </w:rPr>
         <w:tab/>
       </w:r>
+      <w:proofErr w:type="gramStart"/>
       <w:r>
         <w:rPr>
           <w:lang w:val="fr-FR" w:eastAsia="en-GB"/>
         </w:rPr>
         <w:t>parameters</w:t>
       </w:r>
+      <w:proofErr w:type="gramEnd"/>
       <w:r>
         <w:rPr>
           <w:lang w:val="fr-FR" w:eastAsia="en-GB"/>
@@ -27292,13 +27555,7 @@
         <w:ind w:left="720" w:firstLine="720"/>
       </w:pPr>
       <w:r>
-        <w:t xml:space="preserve">“Please make me a </w:t>
-      </w:r>
-      <w:r>
-        <w:t>SCORM file</w:t>
-      </w:r>
-      <w:r>
-        <w:t xml:space="preserve"> with the following screens:</w:t>
+        <w:t>“Please make me a SCORM file with the following screens:</w:t>
       </w:r>
     </w:p>
     <w:p>
@@ -27440,7 +27697,7 @@
       <w:r>
         <w:tab/>
       </w:r>
-      <w:hyperlink r:id="rId60" w:history="1">
+      <w:hyperlink r:id="rId58" w:history="1">
         <w:r>
           <w:rPr>
             <w:rStyle w:val="Hyperlink"/>
@@ -27470,7 +27727,7 @@
       <w:r>
         <w:tab/>
       </w:r>
-      <w:hyperlink r:id="rId61" w:history="1">
+      <w:hyperlink r:id="rId59" w:history="1">
         <w:r>
           <w:rPr>
             <w:rStyle w:val="Hyperlink"/>
@@ -27500,7 +27757,7 @@
       <w:r>
         <w:tab/>
       </w:r>
-      <w:hyperlink r:id="rId62" w:history="1">
+      <w:hyperlink r:id="rId60" w:history="1">
         <w:r>
           <w:rPr>
             <w:rStyle w:val="Hyperlink"/>
@@ -28804,13 +29061,7 @@
         <w:pStyle w:val="Heading1"/>
       </w:pPr>
       <w:r>
-        <w:t xml:space="preserve">AI instructions for </w:t>
-      </w:r>
-      <w:r>
-        <w:t>Introduction to microcontrollers teacher CPD</w:t>
-      </w:r>
-      <w:r>
-        <w:t xml:space="preserve"> browser based course</w:t>
+        <w:t>AI instructions for Introduction to microcontrollers teacher CPD browser based course</w:t>
       </w:r>
     </w:p>
     <w:p>
@@ -28990,7 +29241,7 @@
       <w:r>
         <w:tab/>
       </w:r>
-      <w:hyperlink r:id="rId63" w:history="1">
+      <w:hyperlink r:id="rId61" w:history="1">
         <w:r>
           <w:rPr>
             <w:rStyle w:val="Hyperlink"/>
@@ -29020,7 +29271,7 @@
       <w:r>
         <w:tab/>
       </w:r>
-      <w:hyperlink r:id="rId64" w:history="1">
+      <w:hyperlink r:id="rId62" w:history="1">
         <w:r>
           <w:rPr>
             <w:rStyle w:val="Hyperlink"/>
@@ -29050,7 +29301,7 @@
       <w:r>
         <w:tab/>
       </w:r>
-      <w:hyperlink r:id="rId65" w:history="1">
+      <w:hyperlink r:id="rId63" w:history="1">
         <w:r>
           <w:rPr>
             <w:rStyle w:val="Hyperlink"/>
@@ -29333,25 +29584,21 @@
         <w:ind w:left="720" w:firstLine="720"/>
       </w:pPr>
       <w:r>
-        <w:t xml:space="preserve">When the client has gone through all screens and marked them as complete please print them a certificate of completion using </w:t>
-      </w:r>
-      <w:r>
-        <w:t>&lt;filename&gt; “</w:t>
+        <w:t xml:space="preserve">When the client has gone through all screens and marked them as </w:t>
+      </w:r>
+      <w:proofErr w:type="gramStart"/>
+      <w:r>
+        <w:t>complete</w:t>
+      </w:r>
+      <w:proofErr w:type="gramEnd"/>
+      <w:r>
+        <w:t xml:space="preserve"> please print them a certificate of completion using &lt;filename&gt; “</w:t>
       </w:r>
       <w:r>
         <w:t>CP4807-</w:t>
       </w:r>
       <w:r>
-        <w:t>CPDcert</w:t>
-      </w:r>
-      <w:r>
-        <w:t>.</w:t>
-      </w:r>
-      <w:r>
-        <w:t>docx</w:t>
-      </w:r>
-      <w:r>
-        <w:t>” &lt;/filename&gt;</w:t>
+        <w:t>CPDcert.docx” &lt;/filename&gt;</w:t>
       </w:r>
     </w:p>
     <w:p>
@@ -31308,7 +31555,6 @@
   <w:style w:type="character" w:default="1" w:styleId="DefaultParagraphFont">
     <w:name w:val="Default Paragraph Font"/>
     <w:uiPriority w:val="1"/>
-    <w:semiHidden/>
     <w:unhideWhenUsed/>
   </w:style>
   <w:style w:type="table" w:default="1" w:styleId="TableNormal">
